--- a/KHBD_Robotics/Lớp_6/Tuần_07/KHBD_Robotics_Lớp_6_Tiet06_On_tap_anh_gia_inh_ky_1.docx
+++ b/KHBD_Robotics/Lớp_6/Tuần_07/KHBD_Robotics_Lớp_6_Tiet06_On_tap_anh_gia_inh_ky_1.docx
@@ -377,14 +377,27 @@
       </w:pPr>
       <w:r>
         <w:rPr>
-          <w:rFonts w:ascii="Times New Roman" w:hAnsi="Times New Roman"/>
+          <w:rFonts w:ascii="Times New Roman" w:hAnsi="Times New Roman" w:cs="Times New Roman" w:eastAsia="Times New Roman"/>
           <w:b w:val="0"/>
           <w:i w:val="0"/>
           <w:sz w:val="26"/>
         </w:rPr>
-        <w:t>- Miền V. Giải quyết vấn đề (thành tố 5.3. Sử dụng sáng tạo công nghệ – Bậc 2): Kĩ năng vận hành thiết bị điều khiển thông minh, ứng dụng phần mềm nạp lập trình tự động. (Đạt được thông qua Hoạt động 2, Hoạt động 3)</w:t>
-        <w:br/>
-        <w:t>- Miền IV. An toàn (thành tố 4.1. Bảo vệ thiết bị – Bậc 2): Tuân thủ quy tắc an toàn thiết bị số và nguồn điện. (Đạt được thông qua Hoạt động 3)</w:t>
+        <w:t>- Miền V. Giải quyết vấn đề (thành tố 5.2. Xác định nhu cầu và giải pháp công nghệ – Bậc 3): Chỉ ra được những nhu cầu được xác định rõ ràng và thường xuyên, và; Chọn được các công cụ số thông thường và được xác định rõ ràng cũng như các giải pháp công nghệ có thể để giải quyết những nhu cầu đó. (Đạt được thông qua Hoạt động 2, Hoạt động 3).</w:t>
+      </w:r>
+    </w:p>
+    <w:p>
+      <w:pPr>
+        <w:spacing w:line="276" w:lineRule="auto" w:after="60"/>
+        <w:ind w:left="850"/>
+        <w:jc w:val="left"/>
+      </w:pPr>
+      <w:r>
+        <w:rPr>
+          <w:rFonts w:ascii="Times New Roman" w:hAnsi="Times New Roman" w:cs="Times New Roman" w:eastAsia="Times New Roman"/>
+          <w:sz w:val="26"/>
+          <w:szCs w:val="26"/>
+        </w:rPr>
+        <w:t xml:space="preserve">- Miền III. Sáng tạo nội dung số (thành tố 3.4. Lập trình – Bậc 3): Liệt kê được các hướng dẫn thông thường và được xác định rõ ràng cho một hệ thống máy tính để giải quyết các vấn đề thường ngày hoặc thực hiện các tác vụ thường ngày. (Đạt được thông qua Hoạt động 3, Hoạt động 4).</w:t>
       </w:r>
     </w:p>
     <w:p>

--- a/KHBD_Robotics/Lớp_6/Tuần_07/KHBD_Robotics_Lớp_6_Tiet06_On_tap_anh_gia_inh_ky_1.docx
+++ b/KHBD_Robotics/Lớp_6/Tuần_07/KHBD_Robotics_Lớp_6_Tiet06_On_tap_anh_gia_inh_ky_1.docx
@@ -27,16 +27,16 @@
         <w:tblStyle w:val="a"/>
         <w:tblW w:w="9593" w:type="dxa"/>
         <w:tblInd w:w="0" w:type="dxa"/>
-        <w:tblBorders>
-          <w:top w:val="nil"/>
-          <w:left w:val="nil"/>
-          <w:bottom w:val="nil"/>
-          <w:right w:val="nil"/>
-          <w:insideH w:val="nil"/>
-          <w:insideV w:val="nil"/>
-        </w:tblBorders>
         <w:tblLayout w:type="fixed"/>
         <w:tblLook w:val="0400" w:firstRow="0" w:lastRow="0" w:firstColumn="0" w:lastColumn="0" w:noHBand="0" w:noVBand="1"/>
+        <w:tblBorders>
+          <w:top w:val="none" w:sz="0" w:space="0" w:color="auto"/>
+          <w:left w:val="none" w:sz="0" w:space="0" w:color="auto"/>
+          <w:bottom w:val="none" w:sz="0" w:space="0" w:color="auto"/>
+          <w:right w:val="none" w:sz="0" w:space="0" w:color="auto"/>
+          <w:insideH w:val="none" w:sz="0" w:space="0" w:color="auto"/>
+          <w:insideV w:val="none" w:sz="0" w:space="0" w:color="auto"/>
+        </w:tblBorders>
       </w:tblPr>
       <w:tblGrid>
         <w:gridCol w:w="4787"/>
@@ -55,6 +55,7 @@
           </w:tcPr>
           <w:p>
             <w:pPr>
+              <w:spacing w:line="276" w:lineRule="auto" w:after="40" w:before="0"/>
               <w:jc w:val="left"/>
               <w:rPr>
                 <w:rFonts w:ascii="Times New Roman" w:eastAsia="Times New Roman" w:hAnsi="Times New Roman" w:cs="Times New Roman"/>
@@ -62,16 +63,15 @@
                 <w:szCs w:val="26"/>
               </w:rPr>
             </w:pPr>
-            <w:r>
-              <w:rPr>
-                <w:rFonts w:ascii="Times New Roman" w:hAnsi="Times New Roman"/>
-                <w:b/>
-                <w:i w:val="0"/>
-                <w:sz w:val="24"/>
-              </w:rPr>
-              <w:t>Trường: TH &amp; THCS UNIGO</w:t>
-              <w:br/>
-              <w:t>Tổ: Robotics</w:t>
+            <w:r/>
+            <w:r>
+              <w:rPr>
+                <w:rFonts w:ascii="Times New Roman" w:hAnsi="Times New Roman" w:cs="Times New Roman" w:eastAsia="Times New Roman"/>
+                <w:b/>
+                <w:i w:val="0"/>
+                <w:sz w:val="26"/>
+              </w:rPr>
+              <w:t>Trường: TH&amp;THCS UNIGO</w:t>
             </w:r>
           </w:p>
         </w:tc>
@@ -87,6 +87,7 @@
           </w:tcPr>
           <w:p>
             <w:pPr>
+              <w:spacing w:line="276" w:lineRule="auto" w:after="40" w:before="0"/>
               <w:jc w:val="left"/>
               <w:rPr>
                 <w:rFonts w:ascii="Times New Roman" w:eastAsia="Times New Roman" w:hAnsi="Times New Roman" w:cs="Times New Roman"/>
@@ -94,14 +95,15 @@
                 <w:szCs w:val="26"/>
               </w:rPr>
             </w:pPr>
-            <w:r>
-              <w:rPr>
-                <w:rFonts w:ascii="Times New Roman" w:hAnsi="Times New Roman"/>
-                <w:b/>
-                <w:i w:val="0"/>
-                <w:sz w:val="24"/>
-              </w:rPr>
-              <w:t>Họ tên giáo viên: Đậu Đình Nguyên</w:t>
+            <w:r/>
+            <w:r>
+              <w:rPr>
+                <w:rFonts w:ascii="Times New Roman" w:hAnsi="Times New Roman" w:cs="Times New Roman" w:eastAsia="Times New Roman"/>
+                <w:b/>
+                <w:i w:val="0"/>
+                <w:sz w:val="26"/>
+              </w:rPr>
+              <w:t>Ngày soạn: 12/09/2026</w:t>
             </w:r>
           </w:p>
         </w:tc>
@@ -119,6 +121,7 @@
           </w:tcPr>
           <w:p>
             <w:pPr>
+              <w:spacing w:line="276" w:lineRule="auto" w:after="40" w:before="0"/>
               <w:jc w:val="left"/>
               <w:rPr>
                 <w:rFonts w:ascii="Times New Roman" w:eastAsia="Times New Roman" w:hAnsi="Times New Roman" w:cs="Times New Roman"/>
@@ -126,14 +129,25 @@
                 <w:szCs w:val="26"/>
               </w:rPr>
             </w:pPr>
-            <w:r>
-              <w:rPr>
-                <w:rFonts w:ascii="Times New Roman" w:hAnsi="Times New Roman"/>
-                <w:b/>
-                <w:i w:val="0"/>
-                <w:sz w:val="24"/>
-              </w:rPr>
-              <w:t>Bộ môn: Robotics</w:t>
+            <w:r/>
+            <w:r>
+              <w:rPr>
+                <w:rFonts w:ascii="Times New Roman" w:hAnsi="Times New Roman" w:cs="Times New Roman" w:eastAsia="Times New Roman"/>
+                <w:b w:val="0"/>
+                <w:i w:val="0"/>
+                <w:sz w:val="26"/>
+              </w:rPr>
+              <w:t>GV: Đậu Đình Nguyên</w:t>
+              <w:br/>
+            </w:r>
+            <w:r>
+              <w:rPr>
+                <w:rFonts w:ascii="Times New Roman" w:hAnsi="Times New Roman" w:cs="Times New Roman" w:eastAsia="Times New Roman"/>
+                <w:b w:val="0"/>
+                <w:i w:val="0"/>
+                <w:sz w:val="26"/>
+              </w:rPr>
+              <w:t>Tổ: Tổ chuyên môn THCS</w:t>
             </w:r>
           </w:p>
         </w:tc>
@@ -149,6 +163,7 @@
           </w:tcPr>
           <w:p>
             <w:pPr>
+              <w:spacing w:line="276" w:lineRule="auto" w:after="40" w:before="0"/>
               <w:jc w:val="left"/>
               <w:rPr>
                 <w:rFonts w:ascii="Times New Roman" w:eastAsia="Times New Roman" w:hAnsi="Times New Roman" w:cs="Times New Roman"/>
@@ -156,68 +171,25 @@
                 <w:szCs w:val="26"/>
               </w:rPr>
             </w:pPr>
-            <w:r>
-              <w:rPr>
-                <w:rFonts w:ascii="Times New Roman" w:hAnsi="Times New Roman"/>
-                <w:b/>
-                <w:i w:val="0"/>
-                <w:sz w:val="24"/>
-              </w:rPr>
-              <w:t>Ngày soạn: 01/09/2026   Ngày dạy: 05/09/2026</w:t>
+            <w:r/>
+            <w:r>
+              <w:rPr>
+                <w:rFonts w:ascii="Times New Roman" w:hAnsi="Times New Roman" w:cs="Times New Roman" w:eastAsia="Times New Roman"/>
+                <w:b w:val="0"/>
+                <w:i w:val="0"/>
+                <w:sz w:val="26"/>
+              </w:rPr>
+              <w:t>Ngày dạy: 18/09/2026</w:t>
               <w:br/>
-              <w:t>Lớp: 6</w:t>
-            </w:r>
-          </w:p>
-          <w:p>
-            <w:pPr>
-              <w:jc w:val="left"/>
-              <w:rPr>
-                <w:rFonts w:ascii="Times New Roman" w:eastAsia="Times New Roman" w:hAnsi="Times New Roman" w:cs="Times New Roman"/>
-                <w:color w:val="000000"/>
+            </w:r>
+            <w:r>
+              <w:rPr>
+                <w:rFonts w:ascii="Times New Roman" w:hAnsi="Times New Roman" w:cs="Times New Roman" w:eastAsia="Times New Roman"/>
+                <w:b w:val="0"/>
+                <w:i w:val="0"/>
                 <w:sz w:val="26"/>
-                <w:szCs w:val="26"/>
-              </w:rPr>
-            </w:pPr>
-            <w:r>
-              <w:rPr>
-                <w:rFonts w:ascii="Times New Roman" w:eastAsia="Times New Roman" w:hAnsi="Times New Roman" w:cs="Times New Roman"/>
-                <w:b/>
-                <w:i w:val="0"/>
-                <w:sz w:val="24"/>
-                <w:szCs w:val="26"/>
-              </w:rPr>
-              <w:t>Ngày dạy</w:t>
-            </w:r>
-            <w:r>
-              <w:rPr>
-                <w:rFonts w:ascii="Times New Roman" w:eastAsia="Times New Roman" w:hAnsi="Times New Roman" w:cs="Times New Roman"/>
-                <w:b/>
-                <w:i w:val="0"/>
-                <w:sz w:val="24"/>
-                <w:szCs w:val="26"/>
-              </w:rPr>
-              <w:t>:    /     /2026</w:t>
-            </w:r>
-          </w:p>
-          <w:p>
-            <w:pPr>
-              <w:jc w:val="left"/>
-              <w:rPr>
-                <w:rFonts w:ascii="Times New Roman" w:eastAsia="Times New Roman" w:hAnsi="Times New Roman" w:cs="Times New Roman"/>
-                <w:sz w:val="26"/>
-                <w:szCs w:val="26"/>
-              </w:rPr>
-            </w:pPr>
-            <w:r>
-              <w:rPr>
-                <w:rFonts w:ascii="Times New Roman" w:eastAsia="Times New Roman" w:hAnsi="Times New Roman" w:cs="Times New Roman"/>
-                <w:b/>
-                <w:i w:val="0"/>
-                <w:color w:val="000000"/>
-                <w:sz w:val="24"/>
-                <w:szCs w:val="26"/>
-              </w:rPr>
-              <w:t xml:space="preserve">Lớp: </w:t>
+              </w:rPr>
+              <w:t>Lớp: 6A1</w:t>
             </w:r>
           </w:p>
         </w:tc>
@@ -245,12 +217,12 @@
       </w:pPr>
       <w:r>
         <w:rPr>
-          <w:rFonts w:ascii="Times New Roman" w:hAnsi="Times New Roman"/>
+          <w:rFonts w:ascii="Times New Roman" w:hAnsi="Times New Roman" w:cs="Times New Roman" w:eastAsia="Times New Roman"/>
           <w:b/>
           <w:i w:val="0"/>
           <w:sz w:val="26"/>
         </w:rPr>
-        <w:t>MÔN HỌC: ROBOTICS 6 (BỘ KIT OLLO EXCEL 1)</w:t>
+        <w:t>MÔN HỌC: ROBOTICS 6A1 (BỘ KIT OLLO EXCEL 1)</w:t>
       </w:r>
     </w:p>
     <w:p>
@@ -3107,21 +3079,58 @@
         <w:jc w:val="left"/>
       </w:pPr>
     </w:p>
+    <w:p>
+      <w:pPr>
+        <w:spacing w:line="276" w:lineRule="auto" w:after="60"/>
+      </w:pPr>
+      <w:r>
+        <w:rPr>
+          <w:rFonts w:ascii="Times New Roman" w:hAnsi="Times New Roman" w:cs="Times New Roman" w:eastAsia="Times New Roman"/>
+          <w:sz w:val="26"/>
+          <w:b/>
+        </w:rPr>
+        <w:t>RÚT KINH NGHIỆM SAU BÀI DẠY:</w:t>
+      </w:r>
+    </w:p>
+    <w:p>
+      <w:pPr>
+        <w:spacing w:line="276" w:after="60"/>
+      </w:pPr>
+      <w:r>
+        <w:rPr>
+          <w:rFonts w:ascii="Times New Roman" w:hAnsi="Times New Roman" w:cs="Times New Roman" w:eastAsia="Times New Roman"/>
+          <w:sz w:val="26"/>
+        </w:rPr>
+        <w:t>...........................................................................................................................</w:t>
+      </w:r>
+    </w:p>
+    <w:p>
+      <w:pPr>
+        <w:spacing w:line="276" w:after="60"/>
+      </w:pPr>
+      <w:r>
+        <w:rPr>
+          <w:rFonts w:ascii="Times New Roman" w:hAnsi="Times New Roman" w:cs="Times New Roman" w:eastAsia="Times New Roman"/>
+          <w:sz w:val="26"/>
+        </w:rPr>
+        <w:t>...........................................................................................................................</w:t>
+      </w:r>
+    </w:p>
     <w:tbl>
       <w:tblPr>
         <w:tblStyle w:val="a1"/>
         <w:tblW w:w="9062" w:type="dxa"/>
         <w:tblInd w:w="0" w:type="dxa"/>
-        <w:tblBorders>
-          <w:top w:val="nil"/>
-          <w:left w:val="nil"/>
-          <w:bottom w:val="nil"/>
-          <w:right w:val="nil"/>
-          <w:insideH w:val="nil"/>
-          <w:insideV w:val="nil"/>
-        </w:tblBorders>
         <w:tblLayout w:type="fixed"/>
         <w:tblLook w:val="0000" w:firstRow="0" w:lastRow="0" w:firstColumn="0" w:lastColumn="0" w:noHBand="0" w:noVBand="0"/>
+        <w:tblBorders>
+          <w:top w:val="none" w:sz="0" w:space="0" w:color="auto"/>
+          <w:left w:val="none" w:sz="0" w:space="0" w:color="auto"/>
+          <w:bottom w:val="none" w:sz="0" w:space="0" w:color="auto"/>
+          <w:right w:val="none" w:sz="0" w:space="0" w:color="auto"/>
+          <w:insideH w:val="none" w:sz="0" w:space="0" w:color="auto"/>
+          <w:insideV w:val="none" w:sz="0" w:space="0" w:color="auto"/>
+        </w:tblBorders>
       </w:tblPr>
       <w:tblGrid>
         <w:gridCol w:w="3020"/>
@@ -3132,12 +3141,6 @@
         <w:tc>
           <w:tcPr>
             <w:tcW w:w="3020" w:type="dxa"/>
-            <w:tcBorders>
-              <w:top w:val="nil"/>
-              <w:left w:val="nil"/>
-              <w:bottom w:val="nil"/>
-              <w:right w:val="nil"/>
-            </w:tcBorders>
             <w:tcMar>
               <w:top w:w="0" w:type="dxa"/>
               <w:left w:w="108" w:type="dxa"/>
@@ -3147,30 +3150,28 @@
           </w:tcPr>
           <w:p>
             <w:pPr>
+              <w:spacing w:line="276" w:lineRule="auto" w:after="40" w:before="0"/>
               <w:jc w:val="center"/>
               <w:rPr>
                 <w:b/>
                 <w:bCs/>
               </w:rPr>
             </w:pPr>
-            <w:r>
-              <w:rPr>
-                <w:b/>
-                <w:bCs/>
-              </w:rPr>
-              <w:t>BAN GIÁM HIỆU</w:t>
+            <w:r/>
+            <w:r>
+              <w:rPr>
+                <w:rFonts w:ascii="Times New Roman" w:hAnsi="Times New Roman" w:cs="Times New Roman" w:eastAsia="Times New Roman"/>
+                <w:b/>
+                <w:i w:val="0"/>
+                <w:sz w:val="26"/>
+              </w:rPr>
+              <w:t>DUYỆT CỦA BGH</w:t>
             </w:r>
           </w:p>
         </w:tc>
         <w:tc>
           <w:tcPr>
             <w:tcW w:w="3021" w:type="dxa"/>
-            <w:tcBorders>
-              <w:top w:val="nil"/>
-              <w:left w:val="nil"/>
-              <w:bottom w:val="nil"/>
-              <w:right w:val="nil"/>
-            </w:tcBorders>
             <w:tcMar>
               <w:top w:w="0" w:type="dxa"/>
               <w:left w:w="108" w:type="dxa"/>
@@ -3180,30 +3181,28 @@
           </w:tcPr>
           <w:p>
             <w:pPr>
+              <w:spacing w:line="276" w:lineRule="auto" w:after="40" w:before="0"/>
               <w:jc w:val="center"/>
               <w:rPr>
                 <w:b/>
                 <w:bCs/>
               </w:rPr>
             </w:pPr>
-            <w:r>
-              <w:rPr>
-                <w:b/>
-                <w:bCs/>
-              </w:rPr>
-              <w:t>TỔ CHUYÊN MÔN</w:t>
+            <w:r/>
+            <w:r>
+              <w:rPr>
+                <w:rFonts w:ascii="Times New Roman" w:hAnsi="Times New Roman" w:cs="Times New Roman" w:eastAsia="Times New Roman"/>
+                <w:b/>
+                <w:i w:val="0"/>
+                <w:sz w:val="26"/>
+              </w:rPr>
+              <w:t>DUYỆT CỦA TỔ CM</w:t>
             </w:r>
           </w:p>
         </w:tc>
         <w:tc>
           <w:tcPr>
             <w:tcW w:w="3021" w:type="dxa"/>
-            <w:tcBorders>
-              <w:top w:val="nil"/>
-              <w:left w:val="nil"/>
-              <w:bottom w:val="nil"/>
-              <w:right w:val="nil"/>
-            </w:tcBorders>
             <w:tcMar>
               <w:top w:w="0" w:type="dxa"/>
               <w:left w:w="108" w:type="dxa"/>
@@ -3213,18 +3212,167 @@
           </w:tcPr>
           <w:p>
             <w:pPr>
+              <w:spacing w:line="276" w:lineRule="auto" w:after="40" w:before="0"/>
               <w:jc w:val="center"/>
               <w:rPr>
                 <w:b/>
                 <w:bCs/>
               </w:rPr>
             </w:pPr>
-            <w:r>
-              <w:rPr>
-                <w:b/>
-                <w:bCs/>
+            <w:r/>
+            <w:r>
+              <w:rPr>
+                <w:rFonts w:ascii="Times New Roman" w:hAnsi="Times New Roman" w:cs="Times New Roman" w:eastAsia="Times New Roman"/>
+                <w:b/>
+                <w:i w:val="0"/>
+                <w:sz w:val="26"/>
               </w:rPr>
               <w:t>NGƯỜI SOẠN</w:t>
+            </w:r>
+          </w:p>
+        </w:tc>
+      </w:tr>
+      <w:tr>
+        <w:tc>
+          <w:tcPr>
+            <w:tcW w:type="dxa" w:w="3020"/>
+          </w:tcPr>
+          <w:p>
+            <w:pPr>
+              <w:spacing w:line="276" w:lineRule="auto" w:after="40" w:before="0"/>
+              <w:jc w:val="center"/>
+            </w:pPr>
+            <w:r/>
+            <w:r>
+              <w:rPr>
+                <w:rFonts w:ascii="Times New Roman" w:hAnsi="Times New Roman" w:cs="Times New Roman" w:eastAsia="Times New Roman"/>
+                <w:b w:val="0"/>
+                <w:i/>
+                <w:sz w:val="26"/>
+              </w:rPr>
+              <w:t>(Ký, ghi rõ họ tên)</w:t>
+            </w:r>
+          </w:p>
+        </w:tc>
+        <w:tc>
+          <w:tcPr>
+            <w:tcW w:type="dxa" w:w="3021"/>
+          </w:tcPr>
+          <w:p>
+            <w:pPr>
+              <w:spacing w:line="276" w:lineRule="auto" w:after="40" w:before="0"/>
+              <w:jc w:val="center"/>
+            </w:pPr>
+            <w:r/>
+            <w:r>
+              <w:rPr>
+                <w:rFonts w:ascii="Times New Roman" w:hAnsi="Times New Roman" w:cs="Times New Roman" w:eastAsia="Times New Roman"/>
+                <w:b w:val="0"/>
+                <w:i/>
+                <w:sz w:val="26"/>
+              </w:rPr>
+              <w:t>(Ký, ghi rõ họ tên)</w:t>
+            </w:r>
+          </w:p>
+        </w:tc>
+        <w:tc>
+          <w:tcPr>
+            <w:tcW w:type="dxa" w:w="3021"/>
+          </w:tcPr>
+          <w:p>
+            <w:pPr>
+              <w:spacing w:line="276" w:lineRule="auto" w:after="40" w:before="0"/>
+              <w:jc w:val="center"/>
+            </w:pPr>
+            <w:r/>
+            <w:r>
+              <w:rPr>
+                <w:rFonts w:ascii="Times New Roman" w:hAnsi="Times New Roman" w:cs="Times New Roman" w:eastAsia="Times New Roman"/>
+                <w:b w:val="0"/>
+                <w:i/>
+                <w:sz w:val="26"/>
+              </w:rPr>
+              <w:t>(Ký, ghi rõ họ tên)</w:t>
+            </w:r>
+          </w:p>
+        </w:tc>
+      </w:tr>
+      <w:tr>
+        <w:tc>
+          <w:tcPr>
+            <w:tcW w:type="dxa" w:w="3020"/>
+          </w:tcPr>
+          <w:p>
+            <w:pPr>
+              <w:spacing w:line="276" w:lineRule="auto" w:after="40" w:before="0"/>
+              <w:jc w:val="center"/>
+            </w:pPr>
+            <w:r/>
+            <w:r>
+              <w:rPr>
+                <w:rFonts w:ascii="Times New Roman" w:hAnsi="Times New Roman" w:cs="Times New Roman" w:eastAsia="Times New Roman"/>
+                <w:b w:val="0"/>
+                <w:i w:val="0"/>
+                <w:sz w:val="26"/>
+              </w:rPr>
+              <w:br/>
+              <w:br/>
+              <w:br/>
+            </w:r>
+          </w:p>
+        </w:tc>
+        <w:tc>
+          <w:tcPr>
+            <w:tcW w:type="dxa" w:w="3021"/>
+          </w:tcPr>
+          <w:p>
+            <w:pPr>
+              <w:spacing w:line="276" w:lineRule="auto" w:after="40" w:before="0"/>
+              <w:jc w:val="center"/>
+            </w:pPr>
+            <w:r/>
+            <w:r>
+              <w:rPr>
+                <w:rFonts w:ascii="Times New Roman" w:hAnsi="Times New Roman" w:cs="Times New Roman" w:eastAsia="Times New Roman"/>
+                <w:b w:val="0"/>
+                <w:i w:val="0"/>
+                <w:sz w:val="26"/>
+              </w:rPr>
+              <w:br/>
+              <w:br/>
+              <w:br/>
+            </w:r>
+          </w:p>
+        </w:tc>
+        <w:tc>
+          <w:tcPr>
+            <w:tcW w:type="dxa" w:w="3021"/>
+          </w:tcPr>
+          <w:p>
+            <w:pPr>
+              <w:spacing w:line="276" w:lineRule="auto" w:after="40" w:before="0"/>
+              <w:jc w:val="center"/>
+            </w:pPr>
+            <w:r/>
+            <w:r>
+              <w:rPr>
+                <w:rFonts w:ascii="Times New Roman" w:hAnsi="Times New Roman" w:cs="Times New Roman" w:eastAsia="Times New Roman"/>
+                <w:b w:val="0"/>
+                <w:i w:val="0"/>
+                <w:sz w:val="26"/>
+              </w:rPr>
+              <w:br/>
+              <w:br/>
+              <w:br/>
+            </w:r>
+            <w:r>
+              <w:rPr>
+                <w:rFonts w:ascii="Times New Roman" w:hAnsi="Times New Roman" w:cs="Times New Roman" w:eastAsia="Times New Roman"/>
+                <w:b/>
+                <w:i w:val="0"/>
+                <w:sz w:val="26"/>
+              </w:rPr>
+              <w:t>Đậu Đình Nguyên</w:t>
             </w:r>
           </w:p>
         </w:tc>

--- a/KHBD_Robotics/Lớp_6/Tuần_07/KHBD_Robotics_Lớp_6_Tiet06_On_tap_anh_gia_inh_ky_1.docx
+++ b/KHBD_Robotics/Lớp_6/Tuần_07/KHBD_Robotics_Lớp_6_Tiet06_On_tap_anh_gia_inh_ky_1.docx
@@ -322,7 +322,7 @@
           <w:i w:val="0"/>
           <w:sz w:val="26"/>
         </w:rPr>
-        <w:t>- NLa (Sử dụng và quản lí các phương tiện ICT): Thiết kế mô phỏng 3D, thao tác lắp ráp chuẩn xác các khớp nối. (Đạt được thông qua Hoạt động 2, Hoạt động 3)</w:t>
+        <w:t>- NL1 (Nhận thức công nghệ): Nhận biết mô hình Ôn tập Đánh giá định kỳ 1 mô phỏng sự vật/hiện tượng thực tế và hiểu nguyên lý hoạt động cơ bản. (Đạt được thông qua Hoạt động 2)</w:t>
       </w:r>
     </w:p>
     <w:p>
@@ -338,7 +338,7 @@
           <w:i w:val="0"/>
           <w:sz w:val="26"/>
         </w:rPr>
-        <w:t>- NLd (Ứng dụng ICT trong học và tự học): Nạp code lập trình và hiệu chỉnh robot Ôn tập Đánh giá định kỳ 1. (Đạt được thông qua Hoạt động 3)</w:t>
+        <w:t>- NL2 (Sử dụng công nghệ): Thực hiện lắp ráp đúng quy trình từng bước mô hình Ôn tập Đánh giá định kỳ 1 từ bộ kit OLLO Excel 1, vận hành chạy thử và kiểm tra hoạt động. (Đạt được thông qua Hoạt động 3)</w:t>
       </w:r>
     </w:p>
     <w:p>
